--- a/會議記錄/2025.04.29.docx
+++ b/會議記錄/2025.04.29.docx
@@ -5,6 +5,9 @@
     <w:p/>
     <w:p>
       <w:r>
+        <w:rPr>
+          <w:noProof/>
+        </w:rPr>
         <w:drawing>
           <wp:inline distT="0" distB="0" distL="0" distR="0" wp14:anchorId="66001DC5" wp14:editId="63723A52">
             <wp:extent cx="5441950" cy="2794000"/>
@@ -152,9 +155,6 @@
     <w:p>
       <w:pPr>
         <w:ind w:firstLine="480"/>
-        <w:rPr>
-          <w:rFonts w:hint="eastAsia"/>
-        </w:rPr>
       </w:pPr>
       <w:r>
         <w:t xml:space="preserve">ResNet-10 SSD 300x300 </w:t>
@@ -183,11 +183,6 @@
       </w:r>
     </w:p>
     <w:p>
-      <w:pPr>
-        <w:rPr>
-          <w:rFonts w:hint="eastAsia"/>
-        </w:rPr>
-      </w:pPr>
       <w:r>
         <w:rPr>
           <w:b/>
@@ -235,11 +230,6 @@
       </w:r>
     </w:p>
     <w:p>
-      <w:pPr>
-        <w:rPr>
-          <w:rFonts w:hint="eastAsia"/>
-        </w:rPr>
-      </w:pPr>
       <w:r>
         <w:rPr>
           <w:b/>
@@ -364,11 +354,6 @@
       </w:r>
     </w:p>
     <w:p>
-      <w:pPr>
-        <w:rPr>
-          <w:rFonts w:hint="eastAsia"/>
-        </w:rPr>
-      </w:pPr>
       <w:r>
         <w:rPr>
           <w:rFonts w:hint="eastAsia"/>
@@ -544,13 +529,7 @@
       </w:r>
     </w:p>
     <w:p/>
-    <w:p>
-      <w:pPr>
-        <w:rPr>
-          <w:rFonts w:hint="eastAsia"/>
-        </w:rPr>
-      </w:pPr>
-    </w:p>
+    <w:p/>
     <w:p>
       <w:r>
         <w:rPr>
@@ -661,13 +640,7 @@
         <w:t xml:space="preserve"> PWA Service Worker</w:t>
       </w:r>
     </w:p>
-    <w:p>
-      <w:pPr>
-        <w:rPr>
-          <w:rFonts w:hint="eastAsia"/>
-        </w:rPr>
-      </w:pPr>
-    </w:p>
+    <w:p/>
     <w:p>
       <w:r>
         <w:t>階段</w:t>
@@ -785,11 +758,6 @@
       </w:r>
     </w:p>
     <w:p>
-      <w:pPr>
-        <w:rPr>
-          <w:rFonts w:hint="eastAsia"/>
-        </w:rPr>
-      </w:pPr>
       <w:r>
         <w:t xml:space="preserve">5 </w:t>
       </w:r>
@@ -804,11 +772,43 @@
       </w:r>
     </w:p>
     <w:p>
-      <w:pPr>
-        <w:rPr>
-          <w:rFonts w:hint="eastAsia"/>
-        </w:rPr>
-      </w:pPr>
+      <w:r>
+        <w:drawing>
+          <wp:inline distT="0" distB="0" distL="0" distR="0" wp14:anchorId="0A88214E" wp14:editId="2DBF3191">
+            <wp:extent cx="5274310" cy="2672080"/>
+            <wp:effectExtent l="0" t="0" r="0" b="0"/>
+            <wp:docPr id="333871065" name="圖片 1" descr="一張含有 文字, 多媒體, 螢幕擷取畫面, 作業系統 的圖片&#10;&#10;AI 產生的內容可能不正確。"/>
+            <wp:cNvGraphicFramePr>
+              <a:graphicFrameLocks xmlns:a="http://schemas.openxmlformats.org/drawingml/2006/main" noChangeAspect="1"/>
+            </wp:cNvGraphicFramePr>
+            <a:graphic xmlns:a="http://schemas.openxmlformats.org/drawingml/2006/main">
+              <a:graphicData uri="http://schemas.openxmlformats.org/drawingml/2006/picture">
+                <pic:pic xmlns:pic="http://schemas.openxmlformats.org/drawingml/2006/picture">
+                  <pic:nvPicPr>
+                    <pic:cNvPr id="333871065" name="圖片 1" descr="一張含有 文字, 多媒體, 螢幕擷取畫面, 作業系統 的圖片&#10;&#10;AI 產生的內容可能不正確。"/>
+                    <pic:cNvPicPr/>
+                  </pic:nvPicPr>
+                  <pic:blipFill>
+                    <a:blip r:embed="rId8"/>
+                    <a:stretch>
+                      <a:fillRect/>
+                    </a:stretch>
+                  </pic:blipFill>
+                  <pic:spPr>
+                    <a:xfrm>
+                      <a:off x="0" y="0"/>
+                      <a:ext cx="5274310" cy="2672080"/>
+                    </a:xfrm>
+                    <a:prstGeom prst="rect">
+                      <a:avLst/>
+                    </a:prstGeom>
+                  </pic:spPr>
+                </pic:pic>
+              </a:graphicData>
+            </a:graphic>
+          </wp:inline>
+        </w:drawing>
+      </w:r>
     </w:p>
     <w:sectPr>
       <w:pgSz w:w="11906" w:h="16838"/>
@@ -1597,6 +1597,7 @@
   <w:style w:type="character" w:default="1" w:styleId="a0">
     <w:name w:val="Default Paragraph Font"/>
     <w:uiPriority w:val="1"/>
+    <w:semiHidden/>
     <w:unhideWhenUsed/>
   </w:style>
   <w:style w:type="table" w:default="1" w:styleId="a1">
